--- a/WebContent/docx/PD-L1报告-苏州九院.docx
+++ b/WebContent/docx/PD-L1报告-苏州九院.docx
@@ -1884,15 +1884,27 @@
                 <w:szCs w:val="16"/>
                 <w:lang w:bidi="ar"/>
               </w:rPr>
-              <w:t>检测人：</w:t>
+              <w:t>检测人</w:t>
+            </w:r>
+            <w:bookmarkStart w:id="0" w:name="_GoBack"/>
+            <w:r>
+              <w:rPr>
+                <w:rFonts w:hint="eastAsia" w:ascii="微软雅黑" w:hAnsi="微软雅黑" w:eastAsia="微软雅黑" w:cs="Times New Roman"/>
+                <w:b/>
+                <w:color w:val="000000"/>
+                <w:sz w:val="16"/>
+                <w:szCs w:val="16"/>
+                <w:lang w:bidi="ar"/>
+              </w:rPr>
+              <w:t>：</w:t>
             </w:r>
             <w:r>
               <w:rPr>
                 <w:rFonts w:hint="eastAsia" w:ascii="Calibri" w:hAnsi="Calibri" w:eastAsia="宋体" w:cs="Times New Roman"/>
                 <w:b/>
                 <w:color w:val="000000"/>
-                <w:sz w:val="18"/>
-                <w:szCs w:val="18"/>
+                <w:sz w:val="16"/>
+                <w:szCs w:val="16"/>
                 <w:lang w:bidi="ar"/>
               </w:rPr>
               <w:t>{{</w:t>
@@ -1902,8 +1914,8 @@
                 <w:rFonts w:ascii="Calibri" w:hAnsi="Calibri" w:eastAsia="宋体" w:cs="Times New Roman"/>
                 <w:b/>
                 <w:color w:val="000000"/>
-                <w:sz w:val="18"/>
-                <w:szCs w:val="18"/>
+                <w:sz w:val="16"/>
+                <w:szCs w:val="16"/>
                 <w:lang w:bidi="ar"/>
               </w:rPr>
               <w:t xml:space="preserve"> PDInfo</w:t>
@@ -1913,8 +1925,8 @@
                 <w:rFonts w:hint="eastAsia" w:ascii="Calibri" w:hAnsi="Calibri" w:eastAsia="宋体" w:cs="Times New Roman"/>
                 <w:b/>
                 <w:color w:val="000000"/>
-                <w:sz w:val="18"/>
-                <w:szCs w:val="18"/>
+                <w:sz w:val="16"/>
+                <w:szCs w:val="16"/>
                 <w:lang w:bidi="ar"/>
               </w:rPr>
               <w:t>.</w:t>
@@ -1924,8 +1936,8 @@
                 <w:rFonts w:ascii="Calibri" w:hAnsi="Calibri" w:eastAsia="宋体" w:cs="Times New Roman"/>
                 <w:b/>
                 <w:color w:val="000000"/>
-                <w:sz w:val="18"/>
-                <w:szCs w:val="18"/>
+                <w:sz w:val="16"/>
+                <w:szCs w:val="16"/>
                 <w:lang w:bidi="ar"/>
               </w:rPr>
               <w:t>reporter</w:t>
@@ -1935,12 +1947,13 @@
                 <w:rFonts w:hint="eastAsia" w:ascii="Calibri" w:hAnsi="Calibri" w:eastAsia="宋体" w:cs="Times New Roman"/>
                 <w:b/>
                 <w:color w:val="000000"/>
-                <w:sz w:val="18"/>
-                <w:szCs w:val="18"/>
+                <w:sz w:val="16"/>
+                <w:szCs w:val="16"/>
                 <w:lang w:bidi="ar"/>
               </w:rPr>
               <w:t xml:space="preserve"> }}</w:t>
             </w:r>
+            <w:bookmarkEnd w:id="0"/>
           </w:p>
         </w:tc>
         <w:tc>
@@ -1970,9 +1983,20 @@
                 <w:color w:val="000000"/>
                 <w:sz w:val="16"/>
                 <w:szCs w:val="16"/>
+                <w:lang w:val="en-US" w:eastAsia="zh-CN" w:bidi="ar"/>
+              </w:rPr>
+              <w:t>复核人</w:t>
+            </w:r>
+            <w:r>
+              <w:rPr>
+                <w:rFonts w:hint="eastAsia" w:ascii="微软雅黑" w:hAnsi="微软雅黑" w:eastAsia="微软雅黑" w:cs="Arial"/>
+                <w:b/>
+                <w:color w:val="000000"/>
+                <w:sz w:val="16"/>
+                <w:szCs w:val="16"/>
                 <w:lang w:bidi="ar"/>
               </w:rPr>
-              <w:t>审核医生：</w:t>
+              <w:t>：</w:t>
             </w:r>
           </w:p>
         </w:tc>
@@ -1987,17 +2011,30 @@
           </w:tcPr>
           <w:p>
             <w:pPr>
-              <w:jc w:val="center"/>
+              <w:jc w:val="left"/>
             </w:pPr>
             <w:r>
               <w:rPr>
-                <w:rFonts w:ascii="Calibri" w:hAnsi="Calibri" w:eastAsia="宋体" w:cs="Arial"/>
+                <w:rFonts w:hint="eastAsia" w:eastAsia="微软雅黑"/>
+                <w:b/>
+                <w:bCs/>
+                <w:sz w:val="16"/>
+                <w:szCs w:val="16"/>
+                <w:lang w:eastAsia="zh-CN"/>
               </w:rPr>
               <w:drawing>
-                <wp:inline distT="0" distB="0" distL="114300" distR="114300">
-                  <wp:extent cx="579120" cy="243840"/>
-                  <wp:effectExtent l="0" t="0" r="0" b="0"/>
-                  <wp:docPr id="3" name="Picture 6"/>
+                <wp:anchor distT="0" distB="0" distL="114300" distR="114300" simplePos="0" relativeHeight="251662336" behindDoc="0" locked="0" layoutInCell="1" allowOverlap="1">
+                  <wp:simplePos x="0" y="0"/>
+                  <wp:positionH relativeFrom="column">
+                    <wp:posOffset>778510</wp:posOffset>
+                  </wp:positionH>
+                  <wp:positionV relativeFrom="paragraph">
+                    <wp:posOffset>-99695</wp:posOffset>
+                  </wp:positionV>
+                  <wp:extent cx="495935" cy="280670"/>
+                  <wp:effectExtent l="0" t="0" r="0" b="9525"/>
+                  <wp:wrapNone/>
+                  <wp:docPr id="8" name="图片 8" descr="王建丽"/>
                   <wp:cNvGraphicFramePr>
                     <a:graphicFrameLocks xmlns:a="http://schemas.openxmlformats.org/drawingml/2006/main" noChangeAspect="1"/>
                   </wp:cNvGraphicFramePr>
@@ -2005,13 +2042,27 @@
                     <a:graphicData uri="http://schemas.openxmlformats.org/drawingml/2006/picture">
                       <pic:pic xmlns:pic="http://schemas.openxmlformats.org/drawingml/2006/picture">
                         <pic:nvPicPr>
-                          <pic:cNvPr id="3" name="Picture 6"/>
+                          <pic:cNvPr id="8" name="图片 8" descr="王建丽"/>
                           <pic:cNvPicPr>
                             <a:picLocks noChangeAspect="1"/>
                           </pic:cNvPicPr>
                         </pic:nvPicPr>
                         <pic:blipFill>
-                          <a:blip r:embed="rId7"/>
+                          <a:blip r:embed="rId7">
+                            <a:clrChange>
+                              <a:clrFrom>
+                                <a:srgbClr val="FFFFFF">
+                                  <a:alpha val="100000"/>
+                                </a:srgbClr>
+                              </a:clrFrom>
+                              <a:clrTo>
+                                <a:srgbClr val="FFFFFF">
+                                  <a:alpha val="100000"/>
+                                  <a:alpha val="0"/>
+                                </a:srgbClr>
+                              </a:clrTo>
+                            </a:clrChange>
+                          </a:blip>
                           <a:stretch>
                             <a:fillRect/>
                           </a:stretch>
@@ -2019,21 +2070,28 @@
                         <pic:spPr>
                           <a:xfrm>
                             <a:off x="0" y="0"/>
-                            <a:ext cx="579120" cy="243840"/>
+                            <a:ext cx="495935" cy="280670"/>
                           </a:xfrm>
                           <a:prstGeom prst="rect">
                             <a:avLst/>
                           </a:prstGeom>
-                          <a:noFill/>
-                          <a:ln>
-                            <a:noFill/>
-                          </a:ln>
                         </pic:spPr>
                       </pic:pic>
                     </a:graphicData>
                   </a:graphic>
-                </wp:inline>
+                </wp:anchor>
               </w:drawing>
+            </w:r>
+            <w:r>
+              <w:rPr>
+                <w:rFonts w:hint="eastAsia" w:eastAsia="微软雅黑"/>
+                <w:b/>
+                <w:bCs/>
+                <w:sz w:val="16"/>
+                <w:szCs w:val="16"/>
+                <w:lang w:eastAsia="zh-CN"/>
+              </w:rPr>
+              <w:t>临检所复核人，</w:t>
             </w:r>
           </w:p>
         </w:tc>
@@ -2132,8 +2190,6 @@
           <w:szCs w:val="18"/>
         </w:rPr>
       </w:pPr>
-      <w:bookmarkStart w:id="0" w:name="_GoBack"/>
-      <w:bookmarkEnd w:id="0"/>
     </w:p>
     <w:p>
       <w:pPr>
@@ -8189,7 +8245,6 @@
 <s:customData xmlns="http://www.wps.cn/officeDocument/2013/wpsCustomData" xmlns:s="http://www.wps.cn/officeDocument/2013/wpsCustomData">
   <customSectProps>
     <customSectPr/>
-    <customSectPr/>
   </customSectProps>
   <customShpExts>
     <customShpInfo spid="_x0000_s1026" textRotate="1"/>

--- a/WebContent/docx/PD-L1报告-苏州九院.docx
+++ b/WebContent/docx/PD-L1报告-苏州九院.docx
@@ -445,12 +445,6 @@
             <w:insideH w:val="single" w:color="62B541" w:sz="4" w:space="0"/>
             <w:insideV w:val="single" w:color="62B541" w:sz="4" w:space="0"/>
           </w:tblBorders>
-          <w:tblCellMar>
-            <w:top w:w="0" w:type="dxa"/>
-            <w:left w:w="108" w:type="dxa"/>
-            <w:bottom w:w="0" w:type="dxa"/>
-            <w:right w:w="108" w:type="dxa"/>
-          </w:tblCellMar>
         </w:tblPrEx>
         <w:trPr>
           <w:jc w:val="center"/>
@@ -760,12 +754,6 @@
             <w:insideH w:val="single" w:color="62B541" w:sz="4" w:space="0"/>
             <w:insideV w:val="single" w:color="62B541" w:sz="4" w:space="0"/>
           </w:tblBorders>
-          <w:tblCellMar>
-            <w:top w:w="0" w:type="dxa"/>
-            <w:left w:w="108" w:type="dxa"/>
-            <w:bottom w:w="0" w:type="dxa"/>
-            <w:right w:w="108" w:type="dxa"/>
-          </w:tblCellMar>
         </w:tblPrEx>
         <w:trPr>
           <w:trHeight w:val="388" w:hRule="exact"/>
@@ -1884,19 +1872,7 @@
                 <w:szCs w:val="16"/>
                 <w:lang w:bidi="ar"/>
               </w:rPr>
-              <w:t>检测人</w:t>
-            </w:r>
-            <w:bookmarkStart w:id="0" w:name="_GoBack"/>
-            <w:r>
-              <w:rPr>
-                <w:rFonts w:hint="eastAsia" w:ascii="微软雅黑" w:hAnsi="微软雅黑" w:eastAsia="微软雅黑" w:cs="Times New Roman"/>
-                <w:b/>
-                <w:color w:val="000000"/>
-                <w:sz w:val="16"/>
-                <w:szCs w:val="16"/>
-                <w:lang w:bidi="ar"/>
-              </w:rPr>
-              <w:t>：</w:t>
+              <w:t>检测人：</w:t>
             </w:r>
             <w:r>
               <w:rPr>
@@ -1953,7 +1929,6 @@
               </w:rPr>
               <w:t xml:space="preserve"> }}</w:t>
             </w:r>
-            <w:bookmarkEnd w:id="0"/>
           </w:p>
         </w:tc>
         <w:tc>
@@ -2026,7 +2001,7 @@
                 <wp:anchor distT="0" distB="0" distL="114300" distR="114300" simplePos="0" relativeHeight="251662336" behindDoc="0" locked="0" layoutInCell="1" allowOverlap="1">
                   <wp:simplePos x="0" y="0"/>
                   <wp:positionH relativeFrom="column">
-                    <wp:posOffset>778510</wp:posOffset>
+                    <wp:posOffset>-59690</wp:posOffset>
                   </wp:positionH>
                   <wp:positionV relativeFrom="paragraph">
                     <wp:posOffset>-99695</wp:posOffset>
@@ -2082,17 +2057,6 @@
                 </wp:anchor>
               </w:drawing>
             </w:r>
-            <w:r>
-              <w:rPr>
-                <w:rFonts w:hint="eastAsia" w:eastAsia="微软雅黑"/>
-                <w:b/>
-                <w:bCs/>
-                <w:sz w:val="16"/>
-                <w:szCs w:val="16"/>
-                <w:lang w:eastAsia="zh-CN"/>
-              </w:rPr>
-              <w:t>临检所复核人，</w:t>
-            </w:r>
           </w:p>
         </w:tc>
         <w:tc>
@@ -2190,6 +2154,8 @@
           <w:szCs w:val="18"/>
         </w:rPr>
       </w:pPr>
+      <w:bookmarkStart w:id="0" w:name="_GoBack"/>
+      <w:bookmarkEnd w:id="0"/>
     </w:p>
     <w:p>
       <w:pPr>

--- a/WebContent/docx/PD-L1报告-苏州九院.docx
+++ b/WebContent/docx/PD-L1报告-苏州九院.docx
@@ -445,6 +445,12 @@
             <w:insideH w:val="single" w:color="62B541" w:sz="4" w:space="0"/>
             <w:insideV w:val="single" w:color="62B541" w:sz="4" w:space="0"/>
           </w:tblBorders>
+          <w:tblCellMar>
+            <w:top w:w="0" w:type="dxa"/>
+            <w:left w:w="108" w:type="dxa"/>
+            <w:bottom w:w="0" w:type="dxa"/>
+            <w:right w:w="108" w:type="dxa"/>
+          </w:tblCellMar>
         </w:tblPrEx>
         <w:trPr>
           <w:jc w:val="center"/>
@@ -754,6 +760,12 @@
             <w:insideH w:val="single" w:color="62B541" w:sz="4" w:space="0"/>
             <w:insideV w:val="single" w:color="62B541" w:sz="4" w:space="0"/>
           </w:tblBorders>
+          <w:tblCellMar>
+            <w:top w:w="0" w:type="dxa"/>
+            <w:left w:w="108" w:type="dxa"/>
+            <w:bottom w:w="0" w:type="dxa"/>
+            <w:right w:w="108" w:type="dxa"/>
+          </w:tblCellMar>
         </w:tblPrEx>
         <w:trPr>
           <w:trHeight w:val="388" w:hRule="exact"/>
@@ -1990,73 +2002,48 @@
             </w:pPr>
             <w:r>
               <w:rPr>
-                <w:rFonts w:hint="eastAsia" w:eastAsia="微软雅黑"/>
-                <w:b/>
-                <w:bCs/>
+                <w:rFonts w:hint="default" w:ascii="Times New Roman" w:hAnsi="Times New Roman" w:cs="Times New Roman"/>
                 <w:sz w:val="16"/>
                 <w:szCs w:val="16"/>
-                <w:lang w:eastAsia="zh-CN"/>
-              </w:rPr>
-              <w:drawing>
-                <wp:anchor distT="0" distB="0" distL="114300" distR="114300" simplePos="0" relativeHeight="251662336" behindDoc="0" locked="0" layoutInCell="1" allowOverlap="1">
-                  <wp:simplePos x="0" y="0"/>
-                  <wp:positionH relativeFrom="column">
-                    <wp:posOffset>-59690</wp:posOffset>
-                  </wp:positionH>
-                  <wp:positionV relativeFrom="paragraph">
-                    <wp:posOffset>-99695</wp:posOffset>
-                  </wp:positionV>
-                  <wp:extent cx="495935" cy="280670"/>
-                  <wp:effectExtent l="0" t="0" r="0" b="9525"/>
-                  <wp:wrapNone/>
-                  <wp:docPr id="8" name="图片 8" descr="王建丽"/>
-                  <wp:cNvGraphicFramePr>
-                    <a:graphicFrameLocks xmlns:a="http://schemas.openxmlformats.org/drawingml/2006/main" noChangeAspect="1"/>
-                  </wp:cNvGraphicFramePr>
-                  <a:graphic xmlns:a="http://schemas.openxmlformats.org/drawingml/2006/main">
-                    <a:graphicData uri="http://schemas.openxmlformats.org/drawingml/2006/picture">
-                      <pic:pic xmlns:pic="http://schemas.openxmlformats.org/drawingml/2006/picture">
-                        <pic:nvPicPr>
-                          <pic:cNvPr id="8" name="图片 8" descr="王建丽"/>
-                          <pic:cNvPicPr>
-                            <a:picLocks noChangeAspect="1"/>
-                          </pic:cNvPicPr>
-                        </pic:nvPicPr>
-                        <pic:blipFill>
-                          <a:blip r:embed="rId7">
-                            <a:clrChange>
-                              <a:clrFrom>
-                                <a:srgbClr val="FFFFFF">
-                                  <a:alpha val="100000"/>
-                                </a:srgbClr>
-                              </a:clrFrom>
-                              <a:clrTo>
-                                <a:srgbClr val="FFFFFF">
-                                  <a:alpha val="100000"/>
-                                  <a:alpha val="0"/>
-                                </a:srgbClr>
-                              </a:clrTo>
-                            </a:clrChange>
-                          </a:blip>
-                          <a:stretch>
-                            <a:fillRect/>
-                          </a:stretch>
-                        </pic:blipFill>
-                        <pic:spPr>
-                          <a:xfrm>
-                            <a:off x="0" y="0"/>
-                            <a:ext cx="495935" cy="280670"/>
-                          </a:xfrm>
-                          <a:prstGeom prst="rect">
-                            <a:avLst/>
-                          </a:prstGeom>
-                        </pic:spPr>
-                      </pic:pic>
-                    </a:graphicData>
-                  </a:graphic>
-                </wp:anchor>
-              </w:drawing>
-            </w:r>
+              </w:rPr>
+              <w:t>{{"ty_tianjin2"|sign(</w:t>
+            </w:r>
+            <w:r>
+              <w:rPr>
+                <w:rFonts w:hint="eastAsia" w:ascii="Times New Roman" w:hAnsi="Times New Roman" w:cs="Times New Roman"/>
+                <w:sz w:val="16"/>
+                <w:szCs w:val="16"/>
+                <w:lang w:val="en-US" w:eastAsia="zh-CN"/>
+              </w:rPr>
+              <w:t>39</w:t>
+            </w:r>
+            <w:r>
+              <w:rPr>
+                <w:rFonts w:hint="default" w:ascii="Times New Roman" w:hAnsi="Times New Roman" w:cs="Times New Roman"/>
+                <w:sz w:val="16"/>
+                <w:szCs w:val="16"/>
+              </w:rPr>
+              <w:t>,</w:t>
+            </w:r>
+            <w:r>
+              <w:rPr>
+                <w:rFonts w:hint="eastAsia" w:ascii="Times New Roman" w:hAnsi="Times New Roman" w:cs="Times New Roman"/>
+                <w:sz w:val="16"/>
+                <w:szCs w:val="16"/>
+                <w:lang w:val="en-US" w:eastAsia="zh-CN"/>
+              </w:rPr>
+              <w:t>22</w:t>
+            </w:r>
+            <w:r>
+              <w:rPr>
+                <w:rFonts w:hint="default" w:ascii="Times New Roman" w:hAnsi="Times New Roman" w:cs="Times New Roman"/>
+                <w:sz w:val="16"/>
+                <w:szCs w:val="16"/>
+              </w:rPr>
+              <w:t>)}}</w:t>
+            </w:r>
+            <w:bookmarkStart w:id="0" w:name="_GoBack"/>
+            <w:bookmarkEnd w:id="0"/>
           </w:p>
         </w:tc>
         <w:tc>
@@ -2154,8 +2141,6 @@
           <w:szCs w:val="18"/>
         </w:rPr>
       </w:pPr>
-      <w:bookmarkStart w:id="0" w:name="_GoBack"/>
-      <w:bookmarkEnd w:id="0"/>
     </w:p>
     <w:p>
       <w:pPr>
@@ -2209,7 +2194,7 @@
                     </pic:cNvPicPr>
                   </pic:nvPicPr>
                   <pic:blipFill>
-                    <a:blip r:embed="rId8">
+                    <a:blip r:embed="rId7">
                       <a:extLst>
                         <a:ext uri="{28A0092B-C50C-407E-A947-70E740481C1C}">
                           <a14:useLocalDpi xmlns:a14="http://schemas.microsoft.com/office/drawing/2010/main" val="0"/>
@@ -2703,12 +2688,6 @@
             <w:insideH w:val="none" w:color="auto" w:sz="0" w:space="0"/>
             <w:insideV w:val="none" w:color="auto" w:sz="0" w:space="0"/>
           </w:tblBorders>
-          <w:tblCellMar>
-            <w:top w:w="0" w:type="dxa"/>
-            <w:left w:w="108" w:type="dxa"/>
-            <w:bottom w:w="0" w:type="dxa"/>
-            <w:right w:w="108" w:type="dxa"/>
-          </w:tblCellMar>
         </w:tblPrEx>
         <w:tc>
           <w:tcPr>
